--- a/小程序行情模块用例/知临行情图简要API（小程序版）.docx
+++ b/小程序行情模块用例/知临行情图简要API（小程序版）.docx
@@ -12,23 +12,13 @@
           <w:szCs w:val="32"/>
         </w:rPr>
       </w:pPr>
-      <w:proofErr w:type="gramStart"/>
       <w:r>
         <w:rPr>
           <w:rFonts w:ascii="黑体" w:eastAsia="黑体" w:hAnsi="黑体" w:hint="eastAsia"/>
           <w:sz w:val="32"/>
           <w:szCs w:val="32"/>
         </w:rPr>
-        <w:t>知临行情</w:t>
-      </w:r>
-      <w:proofErr w:type="gramEnd"/>
-      <w:r>
-        <w:rPr>
-          <w:rFonts w:ascii="黑体" w:eastAsia="黑体" w:hAnsi="黑体" w:hint="eastAsia"/>
-          <w:sz w:val="32"/>
-          <w:szCs w:val="32"/>
-        </w:rPr>
-        <w:t>图简要API</w:t>
+        <w:t>知临行情图简要API</w:t>
       </w:r>
       <w:r>
         <w:rPr>
@@ -335,7 +325,7 @@
                     </pic:cNvPicPr>
                   </pic:nvPicPr>
                   <pic:blipFill>
-                    <a:blip r:embed="rId5">
+                    <a:blip r:embed="rId7">
                       <a:extLst>
                         <a:ext uri="{28A0092B-C50C-407E-A947-70E740481C1C}">
                           <a14:useLocalDpi xmlns:a14="http://schemas.microsoft.com/office/drawing/2010/main" val="0"/>
@@ -384,34 +374,25 @@
       </w:pPr>
       <w:r>
         <w:rPr>
-          <w:rFonts w:ascii="黑体" w:eastAsia="黑体" w:hAnsi="黑体" w:hint="eastAsia"/>
-          <w:sz w:val="28"/>
-          <w:szCs w:val="28"/>
-        </w:rPr>
-        <w:t>设置配置项</w:t>
-      </w:r>
-    </w:p>
-    <w:p>
-      <w:pPr>
-        <w:widowControl/>
-        <w:ind w:left="283"/>
-        <w:jc w:val="left"/>
-        <w:rPr>
           <w:rFonts w:ascii="宋体" w:eastAsia="宋体" w:hAnsi="宋体" w:cs="宋体"/>
-          <w:kern w:val="0"/>
-          <w:sz w:val="24"/>
-          <w:szCs w:val="24"/>
-        </w:rPr>
-      </w:pPr>
-      <w:r>
-        <w:rPr>
           <w:noProof/>
+          <w:kern w:val="0"/>
+          <w:sz w:val="24"/>
+          <w:szCs w:val="24"/>
         </w:rPr>
         <w:drawing>
-          <wp:inline distT="0" distB="0" distL="0" distR="0">
-            <wp:extent cx="5543550" cy="6524331"/>
+          <wp:anchor distT="0" distB="0" distL="114300" distR="114300" simplePos="0" relativeHeight="251661312" behindDoc="0" locked="0" layoutInCell="1" allowOverlap="1">
+            <wp:simplePos x="0" y="0"/>
+            <wp:positionH relativeFrom="margin">
+              <wp:posOffset>-885825</wp:posOffset>
+            </wp:positionH>
+            <wp:positionV relativeFrom="paragraph">
+              <wp:posOffset>318135</wp:posOffset>
+            </wp:positionV>
+            <wp:extent cx="7067550" cy="6402705"/>
             <wp:effectExtent l="0" t="0" r="0" b="0"/>
-            <wp:docPr id="6" name="图片 6" descr="C:\Users\wh-c-kf3\AppData\Roaming\Tencent\Users\1403873100\TIM\WinTemp\RichOle\BYS11J$VG7[3~MPXAUO0}KS.png"/>
+            <wp:wrapTopAndBottom/>
+            <wp:docPr id="8" name="图片 8" descr="C:\Users\wh-c-kf3\AppData\Roaming\Tencent\Users\1403873100\TIM\WinTemp\RichOle\]$N_8$9G]}E)]TQ6ZK)KS71.png"/>
             <wp:cNvGraphicFramePr>
               <a:graphicFrameLocks xmlns:a="http://schemas.openxmlformats.org/drawingml/2006/main" noChangeAspect="1"/>
             </wp:cNvGraphicFramePr>
@@ -419,13 +400,13 @@
               <a:graphicData uri="http://schemas.openxmlformats.org/drawingml/2006/picture">
                 <pic:pic xmlns:pic="http://schemas.openxmlformats.org/drawingml/2006/picture">
                   <pic:nvPicPr>
-                    <pic:cNvPr id="0" name="Picture 1" descr="C:\Users\wh-c-kf3\AppData\Roaming\Tencent\Users\1403873100\TIM\WinTemp\RichOle\BYS11J$VG7[3~MPXAUO0}KS.png"/>
+                    <pic:cNvPr id="0" name="Picture 6" descr="C:\Users\wh-c-kf3\AppData\Roaming\Tencent\Users\1403873100\TIM\WinTemp\RichOle\]$N_8$9G]}E)]TQ6ZK)KS71.png"/>
                     <pic:cNvPicPr>
                       <a:picLocks noChangeAspect="1" noChangeArrowheads="1"/>
                     </pic:cNvPicPr>
                   </pic:nvPicPr>
                   <pic:blipFill>
-                    <a:blip r:embed="rId6">
+                    <a:blip r:embed="rId8">
                       <a:extLst>
                         <a:ext uri="{28A0092B-C50C-407E-A947-70E740481C1C}">
                           <a14:useLocalDpi xmlns:a14="http://schemas.microsoft.com/office/drawing/2010/main" val="0"/>
@@ -440,7 +421,7 @@
                   <pic:spPr bwMode="auto">
                     <a:xfrm>
                       <a:off x="0" y="0"/>
-                      <a:ext cx="5580872" cy="6568256"/>
+                      <a:ext cx="7067550" cy="6402705"/>
                     </a:xfrm>
                     <a:prstGeom prst="rect">
                       <a:avLst/>
@@ -453,14 +434,31 @@
                 </pic:pic>
               </a:graphicData>
             </a:graphic>
-          </wp:inline>
+            <wp14:sizeRelH relativeFrom="page">
+              <wp14:pctWidth>0</wp14:pctWidth>
+            </wp14:sizeRelH>
+            <wp14:sizeRelV relativeFrom="page">
+              <wp14:pctHeight>0</wp14:pctHeight>
+            </wp14:sizeRelV>
+          </wp:anchor>
         </w:drawing>
+      </w:r>
+      <w:r>
+        <w:rPr>
+          <w:rFonts w:ascii="黑体" w:eastAsia="黑体" w:hAnsi="黑体" w:hint="eastAsia"/>
+          <w:sz w:val="28"/>
+          <w:szCs w:val="28"/>
+        </w:rPr>
+        <w:t>设置配置项</w:t>
       </w:r>
     </w:p>
     <w:p>
       <w:pPr>
         <w:spacing w:line="400" w:lineRule="exact"/>
         <w:ind w:firstLine="420"/>
+        <w:rPr>
+          <w:rFonts w:hint="eastAsia"/>
+        </w:rPr>
       </w:pPr>
       <w:r>
         <w:rPr>
@@ -485,7 +483,16 @@
         <w:rPr>
           <w:rFonts w:hint="eastAsia"/>
         </w:rPr>
-        <w:t>。上图中</w:t>
+        <w:t>。上图以</w:t>
+      </w:r>
+      <w:r>
+        <w:t>历史行情图</w:t>
+      </w:r>
+      <w:r>
+        <w:rPr>
+          <w:rFonts w:hint="eastAsia"/>
+        </w:rPr>
+        <w:t>为例，</w:t>
       </w:r>
       <w:r>
         <w:t>把每个配置项的</w:t>
@@ -912,8 +919,6 @@
             </w:r>
           </w:p>
         </w:tc>
-        <w:bookmarkStart w:id="0" w:name="_GoBack"/>
-        <w:bookmarkEnd w:id="0"/>
       </w:tr>
       <w:tr>
         <w:tc>
@@ -934,9 +939,6 @@
           <w:p>
             <w:pPr>
               <w:spacing w:line="400" w:lineRule="exact"/>
-              <w:rPr>
-                <w:rFonts w:hint="eastAsia"/>
-              </w:rPr>
             </w:pPr>
             <w:r>
               <w:rPr>
@@ -948,14 +950,7 @@
               <w:rPr>
                 <w:rFonts w:hint="eastAsia"/>
               </w:rPr>
-              <w:t>分钟走势</w:t>
-            </w:r>
-            <w:proofErr w:type="gramStart"/>
-            <w:r>
-              <w:rPr>
-                <w:rFonts w:hint="eastAsia"/>
-              </w:rPr>
-              <w:t>图</w:t>
+              <w:t>分钟走势图</w:t>
             </w:r>
             <w:r>
               <w:rPr>
@@ -963,7 +958,6 @@
               </w:rPr>
               <w:t>横屏</w:t>
             </w:r>
-            <w:proofErr w:type="gramEnd"/>
             <w:r>
               <w:rPr>
                 <w:rFonts w:hint="eastAsia"/>
@@ -980,29 +974,15 @@
             <w:pPr>
               <w:spacing w:line="400" w:lineRule="exact"/>
               <w:jc w:val="center"/>
-              <w:rPr>
-                <w:rFonts w:hint="eastAsia"/>
-              </w:rPr>
-            </w:pPr>
-            <w:r>
-              <w:rPr>
-                <w:rFonts w:hint="eastAsia"/>
-              </w:rPr>
-              <w:t>手机横</w:t>
-            </w:r>
-            <w:proofErr w:type="gramStart"/>
-            <w:r>
-              <w:rPr>
-                <w:rFonts w:hint="eastAsia"/>
-              </w:rPr>
-              <w:t>屏</w:t>
-            </w:r>
-            <w:r>
-              <w:t>走势</w:t>
-            </w:r>
-            <w:proofErr w:type="gramEnd"/>
-            <w:r>
-              <w:t>图</w:t>
+            </w:pPr>
+            <w:r>
+              <w:rPr>
+                <w:rFonts w:hint="eastAsia"/>
+              </w:rPr>
+              <w:t>手机横屏</w:t>
+            </w:r>
+            <w:r>
+              <w:t>走势图</w:t>
             </w:r>
           </w:p>
         </w:tc>
@@ -1174,14 +1154,7 @@
         <w:rPr>
           <w:rFonts w:hint="eastAsia"/>
         </w:rPr>
-        <w:t>分钟走势</w:t>
-      </w:r>
-      <w:proofErr w:type="gramStart"/>
-      <w:r>
-        <w:rPr>
-          <w:rFonts w:hint="eastAsia"/>
-        </w:rPr>
-        <w:t>图</w:t>
+        <w:t>分钟走势图</w:t>
       </w:r>
       <w:r>
         <w:rPr>
@@ -1189,7 +1162,6 @@
         </w:rPr>
         <w:t>横屏</w:t>
       </w:r>
-      <w:proofErr w:type="gramEnd"/>
       <w:r>
         <w:rPr>
           <w:rFonts w:hint="eastAsia"/>
@@ -1774,7 +1746,7 @@
                     </pic:cNvPicPr>
                   </pic:nvPicPr>
                   <pic:blipFill>
-                    <a:blip r:embed="rId7">
+                    <a:blip r:embed="rId9">
                       <a:extLst>
                         <a:ext uri="{28A0092B-C50C-407E-A947-70E740481C1C}">
                           <a14:useLocalDpi xmlns:a14="http://schemas.microsoft.com/office/drawing/2010/main" val="0"/>
@@ -2080,7 +2052,7 @@
         </w:rPr>
         <w:t>见</w:t>
       </w:r>
-      <w:hyperlink r:id="rId8" w:history="1">
+      <w:hyperlink r:id="rId10" w:history="1">
         <w:r>
           <w:rPr>
             <w:rStyle w:val="a5"/>
@@ -2182,7 +2154,7 @@
         </w:rPr>
         <w:t>返回的数据类型，更多类型详见</w:t>
       </w:r>
-      <w:hyperlink r:id="rId9" w:history="1">
+      <w:hyperlink r:id="rId11" w:history="1">
         <w:r>
           <w:rPr>
             <w:rStyle w:val="a5"/>
@@ -2311,8 +2283,8 @@
         </w:rPr>
         <w:drawing>
           <wp:inline distT="0" distB="0" distL="0" distR="0">
-            <wp:extent cx="6200775" cy="3457575"/>
-            <wp:effectExtent l="0" t="0" r="9525" b="9525"/>
+            <wp:extent cx="5637071" cy="3143250"/>
+            <wp:effectExtent l="0" t="0" r="1905" b="0"/>
             <wp:docPr id="3" name="图片 3" descr="C:\Users\wh-c-kf3\AppData\Roaming\Tencent\Users\1403873100\TIM\WinTemp\RichOle\U$984MRS{98]S){SI7D%JBG.png"/>
             <wp:cNvGraphicFramePr>
               <a:graphicFrameLocks xmlns:a="http://schemas.openxmlformats.org/drawingml/2006/main" noChangeAspect="1"/>
@@ -2327,7 +2299,7 @@
                     </pic:cNvPicPr>
                   </pic:nvPicPr>
                   <pic:blipFill>
-                    <a:blip r:embed="rId10">
+                    <a:blip r:embed="rId12">
                       <a:extLst>
                         <a:ext uri="{28A0092B-C50C-407E-A947-70E740481C1C}">
                           <a14:useLocalDpi xmlns:a14="http://schemas.microsoft.com/office/drawing/2010/main" val="0"/>
@@ -2342,7 +2314,7 @@
                   <pic:spPr bwMode="auto">
                     <a:xfrm>
                       <a:off x="0" y="0"/>
-                      <a:ext cx="6200775" cy="3457575"/>
+                      <a:ext cx="5664276" cy="3158420"/>
                     </a:xfrm>
                     <a:prstGeom prst="rect">
                       <a:avLst/>
@@ -2374,7 +2346,6 @@
           <w:rFonts w:ascii="华文仿宋" w:eastAsia="华文仿宋" w:hAnsi="华文仿宋" w:hint="eastAsia"/>
           <w:szCs w:val="21"/>
         </w:rPr>
-        <w:lastRenderedPageBreak/>
         <w:t>图</w:t>
       </w:r>
       <w:r>
@@ -2387,17 +2358,6 @@
     </w:p>
     <w:p>
       <w:pPr>
-        <w:spacing w:line="400" w:lineRule="exact"/>
-        <w:ind w:left="709" w:firstLineChars="1350" w:firstLine="2835"/>
-        <w:jc w:val="left"/>
-        <w:rPr>
-          <w:rFonts w:ascii="华文仿宋" w:eastAsia="华文仿宋" w:hAnsi="华文仿宋"/>
-          <w:szCs w:val="21"/>
-        </w:rPr>
-      </w:pPr>
-    </w:p>
-    <w:p>
-      <w:pPr>
         <w:widowControl/>
         <w:jc w:val="left"/>
         <w:rPr>
@@ -2415,6 +2375,7 @@
           <w:sz w:val="24"/>
           <w:szCs w:val="24"/>
         </w:rPr>
+        <w:lastRenderedPageBreak/>
         <w:drawing>
           <wp:inline distT="0" distB="0" distL="0" distR="0">
             <wp:extent cx="5505450" cy="1809750"/>
@@ -2433,7 +2394,7 @@
                     </pic:cNvPicPr>
                   </pic:nvPicPr>
                   <pic:blipFill>
-                    <a:blip r:embed="rId11">
+                    <a:blip r:embed="rId13">
                       <a:extLst>
                         <a:ext uri="{28A0092B-C50C-407E-A947-70E740481C1C}">
                           <a14:useLocalDpi xmlns:a14="http://schemas.microsoft.com/office/drawing/2010/main" val="0"/>
@@ -2471,76 +2432,279 @@
         <w:ind w:left="840" w:firstLineChars="1100" w:firstLine="2310"/>
         <w:jc w:val="left"/>
         <w:rPr>
+          <w:rFonts w:ascii="华文仿宋" w:eastAsia="华文仿宋" w:hAnsi="华文仿宋"/>
+          <w:szCs w:val="21"/>
+        </w:rPr>
+      </w:pPr>
+      <w:r>
+        <w:rPr>
           <w:rFonts w:ascii="华文仿宋" w:eastAsia="华文仿宋" w:hAnsi="华文仿宋" w:hint="eastAsia"/>
           <w:szCs w:val="21"/>
         </w:rPr>
-      </w:pPr>
+        <w:t>图</w:t>
+      </w:r>
+      <w:r>
+        <w:rPr>
+          <w:rFonts w:ascii="华文仿宋" w:eastAsia="华文仿宋" w:hAnsi="华文仿宋"/>
+          <w:szCs w:val="21"/>
+        </w:rPr>
+        <w:t>：</w:t>
+      </w:r>
       <w:r>
         <w:rPr>
           <w:rFonts w:ascii="华文仿宋" w:eastAsia="华文仿宋" w:hAnsi="华文仿宋" w:hint="eastAsia"/>
           <w:szCs w:val="21"/>
         </w:rPr>
-        <w:t>图</w:t>
+        <w:t>指标</w:t>
       </w:r>
       <w:r>
         <w:rPr>
           <w:rFonts w:ascii="华文仿宋" w:eastAsia="华文仿宋" w:hAnsi="华文仿宋"/>
           <w:szCs w:val="21"/>
         </w:rPr>
+        <w:t>锁定回调</w:t>
+      </w:r>
+    </w:p>
+    <w:p>
+      <w:pPr>
+        <w:pStyle w:val="a3"/>
+        <w:numPr>
+          <w:ilvl w:val="0"/>
+          <w:numId w:val="4"/>
+        </w:numPr>
+        <w:spacing w:line="400" w:lineRule="exact"/>
+        <w:ind w:firstLineChars="0"/>
+        <w:jc w:val="left"/>
+        <w:rPr>
+          <w:b/>
+        </w:rPr>
+      </w:pPr>
+      <w:r>
+        <w:rPr>
+          <w:b/>
+        </w:rPr>
+        <w:t>Instruction</w:t>
+      </w:r>
+      <w:r>
+        <w:rPr>
+          <w:b/>
+        </w:rPr>
+        <w:t xml:space="preserve">  </w:t>
+      </w:r>
+      <w:r>
+        <w:rPr>
+          <w:rFonts w:hint="eastAsia"/>
+          <w:b/>
+        </w:rPr>
+        <w:t>设置</w:t>
+      </w:r>
+      <w:r>
+        <w:rPr>
+          <w:b/>
+        </w:rPr>
+        <w:t>五彩</w:t>
+      </w:r>
+      <w:r>
+        <w:rPr>
+          <w:rFonts w:hint="eastAsia"/>
+          <w:b/>
+        </w:rPr>
+        <w:t>K</w:t>
+      </w:r>
+      <w:r>
+        <w:rPr>
+          <w:rFonts w:hint="eastAsia"/>
+          <w:b/>
+        </w:rPr>
+        <w:t>线</w:t>
+      </w:r>
+    </w:p>
+    <w:p>
+      <w:pPr>
+        <w:pStyle w:val="a3"/>
+        <w:spacing w:line="400" w:lineRule="exact"/>
+        <w:ind w:left="720" w:firstLineChars="0" w:firstLine="0"/>
+        <w:jc w:val="left"/>
+      </w:pPr>
+      <w:r>
+        <w:rPr>
+          <w:rFonts w:ascii="宋体" w:eastAsia="宋体" w:hAnsi="宋体" w:cs="宋体"/>
+          <w:noProof/>
+          <w:kern w:val="0"/>
+          <w:sz w:val="24"/>
+          <w:szCs w:val="24"/>
+        </w:rPr>
+        <w:drawing>
+          <wp:anchor distT="0" distB="0" distL="114300" distR="114300" simplePos="0" relativeHeight="251662336" behindDoc="0" locked="0" layoutInCell="1" allowOverlap="1">
+            <wp:simplePos x="0" y="0"/>
+            <wp:positionH relativeFrom="page">
+              <wp:align>left</wp:align>
+            </wp:positionH>
+            <wp:positionV relativeFrom="paragraph">
+              <wp:posOffset>330200</wp:posOffset>
+            </wp:positionV>
+            <wp:extent cx="7543800" cy="1562100"/>
+            <wp:effectExtent l="0" t="0" r="0" b="0"/>
+            <wp:wrapTopAndBottom/>
+            <wp:docPr id="12" name="图片 12" descr="C:\Users\wh-c-kf3\AppData\Roaming\Tencent\Users\1403873100\TIM\WinTemp\RichOle\DD4XY[%(6SGNJOFL29LMOXU.png"/>
+            <wp:cNvGraphicFramePr>
+              <a:graphicFrameLocks xmlns:a="http://schemas.openxmlformats.org/drawingml/2006/main" noChangeAspect="1"/>
+            </wp:cNvGraphicFramePr>
+            <a:graphic xmlns:a="http://schemas.openxmlformats.org/drawingml/2006/main">
+              <a:graphicData uri="http://schemas.openxmlformats.org/drawingml/2006/picture">
+                <pic:pic xmlns:pic="http://schemas.openxmlformats.org/drawingml/2006/picture">
+                  <pic:nvPicPr>
+                    <pic:cNvPr id="0" name="Picture 8" descr="C:\Users\wh-c-kf3\AppData\Roaming\Tencent\Users\1403873100\TIM\WinTemp\RichOle\DD4XY[%(6SGNJOFL29LMOXU.png"/>
+                    <pic:cNvPicPr>
+                      <a:picLocks noChangeAspect="1" noChangeArrowheads="1"/>
+                    </pic:cNvPicPr>
+                  </pic:nvPicPr>
+                  <pic:blipFill>
+                    <a:blip r:embed="rId14">
+                      <a:extLst>
+                        <a:ext uri="{28A0092B-C50C-407E-A947-70E740481C1C}">
+                          <a14:useLocalDpi xmlns:a14="http://schemas.microsoft.com/office/drawing/2010/main" val="0"/>
+                        </a:ext>
+                      </a:extLst>
+                    </a:blip>
+                    <a:srcRect/>
+                    <a:stretch>
+                      <a:fillRect/>
+                    </a:stretch>
+                  </pic:blipFill>
+                  <pic:spPr bwMode="auto">
+                    <a:xfrm>
+                      <a:off x="0" y="0"/>
+                      <a:ext cx="7543800" cy="1562100"/>
+                    </a:xfrm>
+                    <a:prstGeom prst="rect">
+                      <a:avLst/>
+                    </a:prstGeom>
+                    <a:noFill/>
+                    <a:ln>
+                      <a:noFill/>
+                    </a:ln>
+                  </pic:spPr>
+                </pic:pic>
+              </a:graphicData>
+            </a:graphic>
+            <wp14:sizeRelH relativeFrom="page">
+              <wp14:pctWidth>0</wp14:pctWidth>
+            </wp14:sizeRelH>
+            <wp14:sizeRelV relativeFrom="page">
+              <wp14:pctHeight>0</wp14:pctHeight>
+            </wp14:sizeRelV>
+          </wp:anchor>
+        </w:drawing>
+      </w:r>
+      <w:r>
+        <w:rPr>
+          <w:rFonts w:hint="eastAsia"/>
+        </w:rPr>
+        <w:t>目前五彩</w:t>
+      </w:r>
+      <w:r>
+        <w:rPr>
+          <w:rFonts w:hint="eastAsia"/>
+        </w:rPr>
+        <w:t>K</w:t>
+      </w:r>
+      <w:r>
+        <w:rPr>
+          <w:rFonts w:hint="eastAsia"/>
+        </w:rPr>
+        <w:t>线</w:t>
+      </w:r>
+      <w:r>
+        <w:rPr>
+          <w:rFonts w:hint="eastAsia"/>
+        </w:rPr>
+        <w:t>的系统</w:t>
+      </w:r>
+      <w:r>
+        <w:t>指标</w:t>
+      </w:r>
+      <w:r>
+        <w:rPr>
+          <w:rFonts w:hint="eastAsia"/>
+        </w:rPr>
+        <w:t>如图</w:t>
+      </w:r>
+      <w:r>
+        <w:t>五彩</w:t>
+      </w:r>
+      <w:r>
+        <w:rPr>
+          <w:rFonts w:hint="eastAsia"/>
+        </w:rPr>
+        <w:t>K</w:t>
+      </w:r>
+      <w:r>
+        <w:rPr>
+          <w:rFonts w:hint="eastAsia"/>
+        </w:rPr>
+        <w:t>线所见</w:t>
+      </w:r>
+      <w:r>
         <w:t>：</w:t>
+      </w:r>
+    </w:p>
+    <w:p>
+      <w:pPr>
+        <w:widowControl/>
+        <w:jc w:val="left"/>
+        <w:rPr>
+          <w:rFonts w:ascii="宋体" w:eastAsia="宋体" w:hAnsi="宋体" w:cs="宋体" w:hint="eastAsia"/>
+          <w:kern w:val="0"/>
+          <w:sz w:val="24"/>
+          <w:szCs w:val="24"/>
+        </w:rPr>
+      </w:pPr>
+      <w:r>
+        <w:rPr>
+          <w:rFonts w:ascii="宋体" w:eastAsia="宋体" w:hAnsi="宋体" w:cs="宋体" w:hint="eastAsia"/>
+          <w:kern w:val="0"/>
+          <w:sz w:val="24"/>
+          <w:szCs w:val="24"/>
+        </w:rPr>
+        <w:t xml:space="preserve">                  </w:t>
       </w:r>
       <w:r>
         <w:rPr>
           <w:rFonts w:ascii="华文仿宋" w:eastAsia="华文仿宋" w:hAnsi="华文仿宋" w:hint="eastAsia"/>
           <w:szCs w:val="21"/>
         </w:rPr>
-        <w:t>指标</w:t>
+        <w:t>图</w:t>
       </w:r>
       <w:r>
         <w:rPr>
           <w:rFonts w:ascii="华文仿宋" w:eastAsia="华文仿宋" w:hAnsi="华文仿宋"/>
           <w:szCs w:val="21"/>
         </w:rPr>
-        <w:t>锁定回调</w:t>
+        <w:t>：</w:t>
+      </w:r>
+      <w:r>
+        <w:rPr>
+          <w:rFonts w:ascii="华文仿宋" w:eastAsia="华文仿宋" w:hAnsi="华文仿宋" w:hint="eastAsia"/>
+          <w:szCs w:val="21"/>
+        </w:rPr>
+        <w:t>五彩K线</w:t>
       </w:r>
     </w:p>
     <w:p>
       <w:pPr>
+        <w:pStyle w:val="a3"/>
+        <w:numPr>
+          <w:ilvl w:val="0"/>
+          <w:numId w:val="4"/>
+        </w:numPr>
         <w:spacing w:line="400" w:lineRule="exact"/>
-        <w:ind w:left="708"/>
+        <w:ind w:firstLineChars="0"/>
         <w:jc w:val="left"/>
         <w:rPr>
           <w:b/>
         </w:rPr>
       </w:pPr>
-      <w:r>
-        <w:rPr>
-          <w:rFonts w:hint="eastAsia"/>
-          <w:b/>
-        </w:rPr>
-        <w:t>（</w:t>
-      </w:r>
-      <w:r>
-        <w:rPr>
-          <w:rFonts w:hint="eastAsia"/>
-          <w:b/>
-        </w:rPr>
-        <w:t>3</w:t>
-      </w:r>
-      <w:r>
-        <w:rPr>
-          <w:rFonts w:hint="eastAsia"/>
-          <w:b/>
-        </w:rPr>
-        <w:t>）</w:t>
-      </w:r>
-      <w:r>
-        <w:rPr>
-          <w:rFonts w:hint="eastAsia"/>
-          <w:b/>
-        </w:rPr>
-        <w:t xml:space="preserve"> </w:t>
-      </w:r>
       <w:r>
         <w:rPr>
           <w:rFonts w:hint="eastAsia"/>
@@ -3124,6 +3288,234 @@
         <w:pStyle w:val="a3"/>
         <w:numPr>
           <w:ilvl w:val="0"/>
+          <w:numId w:val="4"/>
+        </w:numPr>
+        <w:spacing w:line="400" w:lineRule="exact"/>
+        <w:ind w:firstLineChars="0"/>
+        <w:jc w:val="left"/>
+        <w:rPr>
+          <w:b/>
+        </w:rPr>
+      </w:pPr>
+      <w:r>
+        <w:rPr>
+          <w:rFonts w:hint="eastAsia"/>
+          <w:b/>
+        </w:rPr>
+        <w:t>分时走势图</w:t>
+      </w:r>
+    </w:p>
+    <w:p>
+      <w:pPr>
+        <w:spacing w:line="400" w:lineRule="exact"/>
+        <w:ind w:left="643"/>
+        <w:jc w:val="left"/>
+        <w:rPr>
+          <w:rFonts w:asciiTheme="minorEastAsia" w:hAnsiTheme="minorEastAsia"/>
+          <w:sz w:val="24"/>
+          <w:szCs w:val="24"/>
+        </w:rPr>
+      </w:pPr>
+      <w:r>
+        <w:rPr>
+          <w:rFonts w:asciiTheme="minorEastAsia" w:hAnsiTheme="minorEastAsia" w:hint="eastAsia"/>
+          <w:sz w:val="24"/>
+          <w:szCs w:val="24"/>
+        </w:rPr>
+        <w:t>前3部分</w:t>
+      </w:r>
+      <w:r>
+        <w:rPr>
+          <w:rFonts w:asciiTheme="minorEastAsia" w:hAnsiTheme="minorEastAsia"/>
+          <w:sz w:val="24"/>
+          <w:szCs w:val="24"/>
+        </w:rPr>
+        <w:t>内容主要</w:t>
+      </w:r>
+      <w:r>
+        <w:rPr>
+          <w:rFonts w:asciiTheme="minorEastAsia" w:hAnsiTheme="minorEastAsia" w:hint="eastAsia"/>
+          <w:sz w:val="24"/>
+          <w:szCs w:val="24"/>
+        </w:rPr>
+        <w:t>以</w:t>
+      </w:r>
+      <w:r>
+        <w:rPr>
+          <w:rFonts w:asciiTheme="minorEastAsia" w:hAnsiTheme="minorEastAsia"/>
+          <w:sz w:val="24"/>
+          <w:szCs w:val="24"/>
+        </w:rPr>
+        <w:t>历史行情图为例</w:t>
+      </w:r>
+      <w:r>
+        <w:rPr>
+          <w:rFonts w:asciiTheme="minorEastAsia" w:hAnsiTheme="minorEastAsia" w:hint="eastAsia"/>
+          <w:sz w:val="24"/>
+          <w:szCs w:val="24"/>
+        </w:rPr>
+        <w:t>，</w:t>
+      </w:r>
+      <w:r>
+        <w:rPr>
+          <w:rFonts w:asciiTheme="minorEastAsia" w:hAnsiTheme="minorEastAsia"/>
+          <w:sz w:val="24"/>
+          <w:szCs w:val="24"/>
+        </w:rPr>
+        <w:t>对</w:t>
+      </w:r>
+      <w:r>
+        <w:rPr>
+          <w:rFonts w:asciiTheme="minorEastAsia" w:hAnsiTheme="minorEastAsia" w:hint="eastAsia"/>
+          <w:sz w:val="24"/>
+          <w:szCs w:val="24"/>
+        </w:rPr>
+        <w:t>相关</w:t>
+      </w:r>
+      <w:r>
+        <w:rPr>
+          <w:rFonts w:asciiTheme="minorEastAsia" w:hAnsiTheme="minorEastAsia"/>
+          <w:sz w:val="24"/>
+          <w:szCs w:val="24"/>
+        </w:rPr>
+        <w:t>配置项进行说明，下图则以</w:t>
+      </w:r>
+      <w:r>
+        <w:rPr>
+          <w:rFonts w:asciiTheme="minorEastAsia" w:hAnsiTheme="minorEastAsia" w:hint="eastAsia"/>
+          <w:sz w:val="24"/>
+          <w:szCs w:val="24"/>
+        </w:rPr>
+        <w:t>分钟</w:t>
+      </w:r>
+      <w:r>
+        <w:rPr>
+          <w:rFonts w:asciiTheme="minorEastAsia" w:hAnsiTheme="minorEastAsia"/>
+          <w:sz w:val="24"/>
+          <w:szCs w:val="24"/>
+        </w:rPr>
+        <w:t>走势</w:t>
+      </w:r>
+      <w:r>
+        <w:rPr>
+          <w:rFonts w:asciiTheme="minorEastAsia" w:hAnsiTheme="minorEastAsia" w:hint="eastAsia"/>
+          <w:sz w:val="24"/>
+          <w:szCs w:val="24"/>
+        </w:rPr>
+        <w:t>图</w:t>
+      </w:r>
+      <w:r>
+        <w:rPr>
+          <w:rFonts w:asciiTheme="minorEastAsia" w:hAnsiTheme="minorEastAsia"/>
+          <w:sz w:val="24"/>
+          <w:szCs w:val="24"/>
+        </w:rPr>
+        <w:t>为例，</w:t>
+      </w:r>
+      <w:r>
+        <w:rPr>
+          <w:rFonts w:asciiTheme="minorEastAsia" w:hAnsiTheme="minorEastAsia" w:hint="eastAsia"/>
+          <w:sz w:val="24"/>
+          <w:szCs w:val="24"/>
+        </w:rPr>
+        <w:t>对</w:t>
+      </w:r>
+      <w:r>
+        <w:rPr>
+          <w:rFonts w:asciiTheme="minorEastAsia" w:hAnsiTheme="minorEastAsia"/>
+          <w:sz w:val="24"/>
+          <w:szCs w:val="24"/>
+        </w:rPr>
+        <w:t>配置项进行补充说明：</w:t>
+      </w:r>
+    </w:p>
+    <w:p>
+      <w:pPr>
+        <w:widowControl/>
+        <w:jc w:val="left"/>
+        <w:rPr>
+          <w:rFonts w:ascii="宋体" w:eastAsia="宋体" w:hAnsi="宋体" w:cs="宋体"/>
+          <w:kern w:val="0"/>
+          <w:sz w:val="24"/>
+          <w:szCs w:val="24"/>
+        </w:rPr>
+      </w:pPr>
+      <w:r>
+        <w:rPr>
+          <w:rFonts w:ascii="宋体" w:eastAsia="宋体" w:hAnsi="宋体" w:cs="宋体"/>
+          <w:noProof/>
+          <w:kern w:val="0"/>
+          <w:sz w:val="24"/>
+          <w:szCs w:val="24"/>
+        </w:rPr>
+        <w:lastRenderedPageBreak/>
+        <w:drawing>
+          <wp:inline distT="0" distB="0" distL="0" distR="0">
+            <wp:extent cx="4781550" cy="5676900"/>
+            <wp:effectExtent l="0" t="0" r="0" b="0"/>
+            <wp:docPr id="14" name="图片 14" descr="C:\Users\wh-c-kf3\AppData\Roaming\Tencent\Users\1403873100\TIM\WinTemp\RichOle\DWQQJ7~SW%(}2}VSSVA9J9K.png"/>
+            <wp:cNvGraphicFramePr>
+              <a:graphicFrameLocks xmlns:a="http://schemas.openxmlformats.org/drawingml/2006/main" noChangeAspect="1"/>
+            </wp:cNvGraphicFramePr>
+            <a:graphic xmlns:a="http://schemas.openxmlformats.org/drawingml/2006/main">
+              <a:graphicData uri="http://schemas.openxmlformats.org/drawingml/2006/picture">
+                <pic:pic xmlns:pic="http://schemas.openxmlformats.org/drawingml/2006/picture">
+                  <pic:nvPicPr>
+                    <pic:cNvPr id="0" name="Picture 10" descr="C:\Users\wh-c-kf3\AppData\Roaming\Tencent\Users\1403873100\TIM\WinTemp\RichOle\DWQQJ7~SW%(}2}VSSVA9J9K.png"/>
+                    <pic:cNvPicPr>
+                      <a:picLocks noChangeAspect="1" noChangeArrowheads="1"/>
+                    </pic:cNvPicPr>
+                  </pic:nvPicPr>
+                  <pic:blipFill>
+                    <a:blip r:embed="rId15">
+                      <a:extLst>
+                        <a:ext uri="{28A0092B-C50C-407E-A947-70E740481C1C}">
+                          <a14:useLocalDpi xmlns:a14="http://schemas.microsoft.com/office/drawing/2010/main" val="0"/>
+                        </a:ext>
+                      </a:extLst>
+                    </a:blip>
+                    <a:srcRect/>
+                    <a:stretch>
+                      <a:fillRect/>
+                    </a:stretch>
+                  </pic:blipFill>
+                  <pic:spPr bwMode="auto">
+                    <a:xfrm>
+                      <a:off x="0" y="0"/>
+                      <a:ext cx="4781550" cy="5676900"/>
+                    </a:xfrm>
+                    <a:prstGeom prst="rect">
+                      <a:avLst/>
+                    </a:prstGeom>
+                    <a:noFill/>
+                    <a:ln>
+                      <a:noFill/>
+                    </a:ln>
+                  </pic:spPr>
+                </pic:pic>
+              </a:graphicData>
+            </a:graphic>
+          </wp:inline>
+        </w:drawing>
+      </w:r>
+    </w:p>
+    <w:p>
+      <w:pPr>
+        <w:widowControl/>
+        <w:jc w:val="left"/>
+        <w:rPr>
+          <w:rFonts w:ascii="宋体" w:eastAsia="宋体" w:hAnsi="宋体" w:cs="宋体" w:hint="eastAsia"/>
+          <w:kern w:val="0"/>
+          <w:sz w:val="24"/>
+          <w:szCs w:val="24"/>
+        </w:rPr>
+      </w:pPr>
+    </w:p>
+    <w:p>
+      <w:pPr>
+        <w:pStyle w:val="a3"/>
+        <w:numPr>
+          <w:ilvl w:val="0"/>
           <w:numId w:val="3"/>
         </w:numPr>
         <w:spacing w:line="400" w:lineRule="exact"/>
@@ -3272,7 +3664,17 @@
           <w:sz w:val="24"/>
           <w:szCs w:val="24"/>
         </w:rPr>
-        <w:t>然后在</w:t>
+        <w:t>然</w:t>
+      </w:r>
+      <w:bookmarkStart w:id="0" w:name="_GoBack"/>
+      <w:bookmarkEnd w:id="0"/>
+      <w:r>
+        <w:rPr>
+          <w:rFonts w:asciiTheme="minorEastAsia" w:hAnsiTheme="minorEastAsia" w:hint="eastAsia"/>
+          <w:sz w:val="24"/>
+          <w:szCs w:val="24"/>
+        </w:rPr>
+        <w:t>后在</w:t>
       </w:r>
       <w:r>
         <w:rPr>
@@ -3337,7 +3739,7 @@
                     </pic:cNvPicPr>
                   </pic:nvPicPr>
                   <pic:blipFill>
-                    <a:blip r:embed="rId12">
+                    <a:blip r:embed="rId16">
                       <a:extLst>
                         <a:ext uri="{28A0092B-C50C-407E-A947-70E740481C1C}">
                           <a14:useLocalDpi xmlns:a14="http://schemas.microsoft.com/office/drawing/2010/main" val="0"/>
@@ -3469,7 +3871,7 @@
                     </pic:cNvPicPr>
                   </pic:nvPicPr>
                   <pic:blipFill>
-                    <a:blip r:embed="rId13">
+                    <a:blip r:embed="rId17">
                       <a:extLst>
                         <a:ext uri="{28A0092B-C50C-407E-A947-70E740481C1C}">
                           <a14:useLocalDpi xmlns:a14="http://schemas.microsoft.com/office/drawing/2010/main" val="0"/>
@@ -3564,7 +3966,7 @@
                     </pic:cNvPicPr>
                   </pic:nvPicPr>
                   <pic:blipFill>
-                    <a:blip r:embed="rId14">
+                    <a:blip r:embed="rId18">
                       <a:extLst>
                         <a:ext uri="{28A0092B-C50C-407E-A947-70E740481C1C}">
                           <a14:useLocalDpi xmlns:a14="http://schemas.microsoft.com/office/drawing/2010/main" val="0"/>
@@ -3676,6 +4078,44 @@
 </w:document>
 </file>
 
+<file path=word/endnotes.xml><?xml version="1.0" encoding="utf-8"?>
+<w:endnotes xmlns:wpc="http://schemas.microsoft.com/office/word/2010/wordprocessingCanvas" xmlns:mc="http://schemas.openxmlformats.org/markup-compatibility/2006" xmlns:o="urn:schemas-microsoft-com:office:office" xmlns:r="http://schemas.openxmlformats.org/officeDocument/2006/relationships" xmlns:m="http://schemas.openxmlformats.org/officeDocument/2006/math" xmlns:v="urn:schemas-microsoft-com:vml" xmlns:wp14="http://schemas.microsoft.com/office/word/2010/wordprocessingDrawing" xmlns:wp="http://schemas.openxmlformats.org/drawingml/2006/wordprocessingDrawing" xmlns:w10="urn:schemas-microsoft-com:office:word" xmlns:w="http://schemas.openxmlformats.org/wordprocessingml/2006/main" xmlns:w14="http://schemas.microsoft.com/office/word/2010/wordml" xmlns:w15="http://schemas.microsoft.com/office/word/2012/wordml" xmlns:wpg="http://schemas.microsoft.com/office/word/2010/wordprocessingGroup" xmlns:wpi="http://schemas.microsoft.com/office/word/2010/wordprocessingInk" xmlns:wne="http://schemas.microsoft.com/office/word/2006/wordml" xmlns:wps="http://schemas.microsoft.com/office/word/2010/wordprocessingShape" mc:Ignorable="w14 w15 wp14">
+  <w:endnote w:type="separator" w:id="-1">
+    <w:p>
+      <w:r>
+        <w:separator/>
+      </w:r>
+    </w:p>
+  </w:endnote>
+  <w:endnote w:type="continuationSeparator" w:id="0">
+    <w:p>
+      <w:r>
+        <w:continuationSeparator/>
+      </w:r>
+    </w:p>
+  </w:endnote>
+</w:endnotes>
+</file>
+
+<file path=word/footnotes.xml><?xml version="1.0" encoding="utf-8"?>
+<w:footnotes xmlns:wpc="http://schemas.microsoft.com/office/word/2010/wordprocessingCanvas" xmlns:mc="http://schemas.openxmlformats.org/markup-compatibility/2006" xmlns:o="urn:schemas-microsoft-com:office:office" xmlns:r="http://schemas.openxmlformats.org/officeDocument/2006/relationships" xmlns:m="http://schemas.openxmlformats.org/officeDocument/2006/math" xmlns:v="urn:schemas-microsoft-com:vml" xmlns:wp14="http://schemas.microsoft.com/office/word/2010/wordprocessingDrawing" xmlns:wp="http://schemas.openxmlformats.org/drawingml/2006/wordprocessingDrawing" xmlns:w10="urn:schemas-microsoft-com:office:word" xmlns:w="http://schemas.openxmlformats.org/wordprocessingml/2006/main" xmlns:w14="http://schemas.microsoft.com/office/word/2010/wordml" xmlns:w15="http://schemas.microsoft.com/office/word/2012/wordml" xmlns:wpg="http://schemas.microsoft.com/office/word/2010/wordprocessingGroup" xmlns:wpi="http://schemas.microsoft.com/office/word/2010/wordprocessingInk" xmlns:wne="http://schemas.microsoft.com/office/word/2006/wordml" xmlns:wps="http://schemas.microsoft.com/office/word/2010/wordprocessingShape" mc:Ignorable="w14 w15 wp14">
+  <w:footnote w:type="separator" w:id="-1">
+    <w:p>
+      <w:r>
+        <w:separator/>
+      </w:r>
+    </w:p>
+  </w:footnote>
+  <w:footnote w:type="continuationSeparator" w:id="0">
+    <w:p>
+      <w:r>
+        <w:continuationSeparator/>
+      </w:r>
+    </w:p>
+  </w:footnote>
+</w:footnotes>
+</file>
+
 <file path=word/numbering.xml><?xml version="1.0" encoding="utf-8"?>
 <w:numbering xmlns:wpc="http://schemas.microsoft.com/office/word/2010/wordprocessingCanvas" xmlns:mc="http://schemas.openxmlformats.org/markup-compatibility/2006" xmlns:o="urn:schemas-microsoft-com:office:office" xmlns:r="http://schemas.openxmlformats.org/officeDocument/2006/relationships" xmlns:m="http://schemas.openxmlformats.org/officeDocument/2006/math" xmlns:v="urn:schemas-microsoft-com:vml" xmlns:wp14="http://schemas.microsoft.com/office/word/2010/wordprocessingDrawing" xmlns:wp="http://schemas.openxmlformats.org/drawingml/2006/wordprocessingDrawing" xmlns:w10="urn:schemas-microsoft-com:office:word" xmlns:w="http://schemas.openxmlformats.org/wordprocessingml/2006/main" xmlns:w14="http://schemas.microsoft.com/office/word/2010/wordml" xmlns:w15="http://schemas.microsoft.com/office/word/2012/wordml" xmlns:wpg="http://schemas.microsoft.com/office/word/2010/wordprocessingGroup" xmlns:wpi="http://schemas.microsoft.com/office/word/2010/wordprocessingInk" xmlns:wne="http://schemas.microsoft.com/office/word/2006/wordml" xmlns:wps="http://schemas.microsoft.com/office/word/2010/wordprocessingShape" mc:Ignorable="w14 w15 wp14">
   <w:abstractNum w:abstractNumId="0" w15:restartNumberingAfterBreak="0">
@@ -4139,7 +4579,7 @@
         <w:rFonts w:hint="default"/>
       </w:rPr>
     </w:lvl>
-    <w:lvl w:ilvl="1" w:tplc="04090019" w:tentative="1">
+    <w:lvl w:ilvl="1" w:tplc="04090019">
       <w:start w:val="1"/>
       <w:numFmt w:val="lowerLetter"/>
       <w:lvlText w:val="%2)"/>
@@ -4876,6 +5316,71 @@
       <w:u w:val="single"/>
     </w:rPr>
   </w:style>
+  <w:style w:type="paragraph" w:styleId="a6">
+    <w:name w:val="header"/>
+    <w:basedOn w:val="a"/>
+    <w:link w:val="Char"/>
+    <w:uiPriority w:val="99"/>
+    <w:unhideWhenUsed/>
+    <w:rsid w:val="00086BE0"/>
+    <w:pPr>
+      <w:pBdr>
+        <w:bottom w:val="single" w:sz="6" w:space="1" w:color="auto"/>
+      </w:pBdr>
+      <w:tabs>
+        <w:tab w:val="center" w:pos="4153"/>
+        <w:tab w:val="right" w:pos="8306"/>
+      </w:tabs>
+      <w:snapToGrid w:val="0"/>
+      <w:jc w:val="center"/>
+    </w:pPr>
+    <w:rPr>
+      <w:sz w:val="18"/>
+      <w:szCs w:val="18"/>
+    </w:rPr>
+  </w:style>
+  <w:style w:type="character" w:customStyle="1" w:styleId="Char">
+    <w:name w:val="页眉 Char"/>
+    <w:basedOn w:val="a0"/>
+    <w:link w:val="a6"/>
+    <w:uiPriority w:val="99"/>
+    <w:rsid w:val="00086BE0"/>
+    <w:rPr>
+      <w:sz w:val="18"/>
+      <w:szCs w:val="18"/>
+    </w:rPr>
+  </w:style>
+  <w:style w:type="paragraph" w:styleId="a7">
+    <w:name w:val="footer"/>
+    <w:basedOn w:val="a"/>
+    <w:link w:val="Char0"/>
+    <w:uiPriority w:val="99"/>
+    <w:unhideWhenUsed/>
+    <w:rsid w:val="00086BE0"/>
+    <w:pPr>
+      <w:tabs>
+        <w:tab w:val="center" w:pos="4153"/>
+        <w:tab w:val="right" w:pos="8306"/>
+      </w:tabs>
+      <w:snapToGrid w:val="0"/>
+      <w:jc w:val="left"/>
+    </w:pPr>
+    <w:rPr>
+      <w:sz w:val="18"/>
+      <w:szCs w:val="18"/>
+    </w:rPr>
+  </w:style>
+  <w:style w:type="character" w:customStyle="1" w:styleId="Char0">
+    <w:name w:val="页脚 Char"/>
+    <w:basedOn w:val="a0"/>
+    <w:link w:val="a7"/>
+    <w:uiPriority w:val="99"/>
+    <w:rsid w:val="00086BE0"/>
+    <w:rPr>
+      <w:sz w:val="18"/>
+      <w:szCs w:val="18"/>
+    </w:rPr>
+  </w:style>
 </w:styles>
 </file>
 
